--- a/制作ノート_25101_ 楢原シオン.docx
+++ b/制作ノート_25101_ 楢原シオン.docx
@@ -140,7 +140,7 @@
           <w:numId w:val="2"/>
         </w:numPr>
         <w:rPr>
-          <w:rFonts w:ascii="ＭＳ Ｐ明朝" w:eastAsia="ＭＳ Ｐ明朝" w:hAnsi="ＭＳ Ｐ明朝" w:hint="eastAsia"/>
+          <w:rFonts w:ascii="ＭＳ Ｐ明朝" w:eastAsia="ＭＳ Ｐ明朝" w:hAnsi="ＭＳ Ｐ明朝"/>
         </w:rPr>
       </w:pPr>
       <w:r>
@@ -229,6 +229,12 @@
           <w:rFonts w:ascii="ＭＳ Ｐ明朝" w:eastAsia="ＭＳ Ｐ明朝" w:hAnsi="ＭＳ Ｐ明朝"/>
         </w:rPr>
       </w:pPr>
+      <w:r>
+        <w:rPr>
+          <w:rFonts w:ascii="ＭＳ Ｐ明朝" w:eastAsia="ＭＳ Ｐ明朝" w:hAnsi="ＭＳ Ｐ明朝" w:hint="eastAsia"/>
+        </w:rPr>
+        <w:t>単純に景色が綺麗</w:t>
+      </w:r>
     </w:p>
     <w:p>
       <w:pPr>
@@ -343,25 +349,8 @@
         <w:rPr>
           <w:rFonts w:ascii="ＭＳ Ｐ明朝" w:eastAsia="ＭＳ Ｐ明朝" w:hAnsi="ＭＳ Ｐ明朝" w:hint="eastAsia"/>
         </w:rPr>
-        <w:t>沿線の自治体の市役所・役場にへいちくの魅力を紹介できる人に</w:t>
-      </w:r>
-      <w:r>
-        <w:rPr>
-          <w:rFonts w:ascii="ＭＳ Ｐ明朝" w:eastAsia="ＭＳ Ｐ明朝" w:hAnsi="ＭＳ Ｐ明朝" w:hint="eastAsia"/>
-        </w:rPr>
-        <w:t>電話して、それをもとに紹介していく</w:t>
-      </w:r>
-    </w:p>
-    <w:p>
-      <w:pPr>
-        <w:numPr>
-          <w:ilvl w:val="0"/>
-          <w:numId w:val="3"/>
-        </w:numPr>
-        <w:rPr>
-          <w:rFonts w:ascii="ＭＳ Ｐ明朝" w:eastAsia="ＭＳ Ｐ明朝" w:hAnsi="ＭＳ Ｐ明朝"/>
-        </w:rPr>
-      </w:pPr>
+        <w:t>実は隠れスポットも多々ある</w:t>
+      </w:r>
     </w:p>
     <w:p>
       <w:pPr>
@@ -502,26 +491,26 @@
         <w:rPr>
           <w:rFonts w:ascii="ＭＳ Ｐ明朝" w:eastAsia="ＭＳ Ｐ明朝" w:hAnsi="ＭＳ Ｐ明朝" w:hint="eastAsia"/>
         </w:rPr>
+        <w:t>8月</w:t>
+      </w:r>
+      <w:r>
+        <w:rPr>
+          <w:rFonts w:ascii="ＭＳ Ｐ明朝" w:eastAsia="ＭＳ Ｐ明朝" w:hAnsi="ＭＳ Ｐ明朝" w:hint="eastAsia"/>
+        </w:rPr>
+        <w:t xml:space="preserve">　本格的に実行</w:t>
+      </w:r>
+    </w:p>
+    <w:p>
+      <w:pPr>
+        <w:rPr>
+          <w:rFonts w:ascii="ＭＳ Ｐ明朝" w:eastAsia="ＭＳ Ｐ明朝" w:hAnsi="ＭＳ Ｐ明朝"/>
+        </w:rPr>
+      </w:pPr>
+      <w:r>
+        <w:rPr>
+          <w:rFonts w:ascii="ＭＳ Ｐ明朝" w:eastAsia="ＭＳ Ｐ明朝" w:hAnsi="ＭＳ Ｐ明朝" w:hint="eastAsia"/>
+        </w:rPr>
         <w:lastRenderedPageBreak/>
-        <w:t>8月</w:t>
-      </w:r>
-      <w:r>
-        <w:rPr>
-          <w:rFonts w:ascii="ＭＳ Ｐ明朝" w:eastAsia="ＭＳ Ｐ明朝" w:hAnsi="ＭＳ Ｐ明朝" w:hint="eastAsia"/>
-        </w:rPr>
-        <w:t xml:space="preserve">　本格的に実行</w:t>
-      </w:r>
-    </w:p>
-    <w:p>
-      <w:pPr>
-        <w:rPr>
-          <w:rFonts w:ascii="ＭＳ Ｐ明朝" w:eastAsia="ＭＳ Ｐ明朝" w:hAnsi="ＭＳ Ｐ明朝"/>
-        </w:rPr>
-      </w:pPr>
-      <w:r>
-        <w:rPr>
-          <w:rFonts w:ascii="ＭＳ Ｐ明朝" w:eastAsia="ＭＳ Ｐ明朝" w:hAnsi="ＭＳ Ｐ明朝" w:hint="eastAsia"/>
-        </w:rPr>
         <w:t>9月</w:t>
       </w:r>
       <w:r>
